--- a/Week3_Statistical_Analysis_Report.docx
+++ b/Week3_Statistical_Analysis_Report.docx
@@ -1,12 +1,22 @@
 
 <file path=word/document.xml><?xml version="1.0" encoding="utf-8"?>
-<w:document xmlns:wpc="http://schemas.microsoft.com/office/word/2010/wordprocessingCanvas" xmlns:cx="http://schemas.microsoft.com/office/drawing/2014/chartex" xmlns:cx1="http://schemas.microsoft.com/office/drawing/2015/9/8/chartex" xmlns:cx2="http://schemas.microsoft.com/office/drawing/2015/10/21/chartex" xmlns:cx3="http://schemas.microsoft.com/office/drawing/2016/5/9/chartex" xmlns:cx4="http://schemas.microsoft.com/office/drawing/2016/5/10/chartex" xmlns:cx5="http://schemas.microsoft.com/office/drawing/2016/5/11/chartex" xmlns:cx6="http://schemas.microsoft.com/office/drawing/2016/5/12/chartex" xmlns:cx7="http://schemas.microsoft.com/office/drawing/2016/5/13/chartex" xmlns:cx8="http://schemas.microsoft.com/office/drawing/2016/5/14/chartex" xmlns:mc="http://schemas.openxmlformats.org/markup-compatibility/2006" xmlns:aink="http://schemas.microsoft.com/office/drawing/2016/ink" xmlns:am3d="http://schemas.microsoft.com/office/drawing/2017/model3d" xmlns:o="urn:schemas-microsoft-com:office:office" xmlns:oel="http://schemas.microsoft.com/office/2019/extlst" xmlns:r="http://schemas.openxmlformats.org/officeDocument/2006/relationships" xmlns:m="http://schemas.openxmlformats.org/officeDocument/2006/math" xmlns:v="urn:schemas-microsoft-com:vml" xmlns:wp14="http://schemas.microsoft.com/office/word/2010/wordprocessingDrawing" xmlns:wp="http://schemas.openxmlformats.org/drawingml/2006/wordprocessingDrawing" xmlns:w10="urn:schemas-microsoft-com:office:word" xmlns:w="http://schemas.openxmlformats.org/wordprocessingml/2006/main" xmlns:w14="http://schemas.microsoft.com/office/word/2010/wordml" xmlns:w15="http://schemas.microsoft.com/office/word/2012/wordml" xmlns:w16cei="http://schemas.microsoft.com/office/word/2026/wordml/cei" xmlns:w16cex="http://schemas.microsoft.com/office/word/2018/wordml/cex" xmlns:w16cid="http://schemas.microsoft.com/office/word/2016/wordml/cid" xmlns:w16="http://schemas.microsoft.com/office/word/2018/wordml" xmlns:w16du="http://schemas.microsoft.com/office/word/2023/wordml/word16du" xmlns:w16sdtdh="http://schemas.microsoft.com/office/word/2020/wordml/sdtdatahash" xmlns:w16sdtfl="http://schemas.microsoft.com/office/word/2024/wordml/sdtformatlock" xmlns:w16se="http://schemas.microsoft.com/office/word/2015/wordml/symex" xmlns:wpg="http://schemas.microsoft.com/office/word/2010/wordprocessingGroup" xmlns:wpi="http://schemas.microsoft.com/office/word/2010/wordprocessingInk" xmlns:wne="http://schemas.microsoft.com/office/word/2006/wordml" xmlns:wps="http://schemas.microsoft.com/office/word/2010/wordprocessingShape" mc:Ignorable="w14 w15 w16se w16cid w16 w16cex w16sdtdh w16sdtfl w16du wp14">
+<w:document xmlns:wpc="http://schemas.microsoft.com/office/word/2010/wordprocessingCanvas" xmlns:cx="http://schemas.microsoft.com/office/drawing/2014/chartex" xmlns:cx1="http://schemas.microsoft.com/office/drawing/2015/9/8/chartex" xmlns:cx2="http://schemas.microsoft.com/office/drawing/2015/10/21/chartex" xmlns:cx3="http://schemas.microsoft.com/office/drawing/2016/5/9/chartex" xmlns:cx4="http://schemas.microsoft.com/office/drawing/2016/5/10/chartex" xmlns:cx5="http://schemas.microsoft.com/office/drawing/2016/5/11/chartex" xmlns:cx6="http://schemas.microsoft.com/office/drawing/2016/5/12/chartex" xmlns:cx7="http://schemas.microsoft.com/office/drawing/2016/5/13/chartex" xmlns:cx8="http://schemas.microsoft.com/office/drawing/2016/5/14/chartex" xmlns:mc="http://schemas.openxmlformats.org/markup-compatibility/2006" xmlns:aink="http://schemas.microsoft.com/office/drawing/2016/ink" xmlns:am3d="http://schemas.microsoft.com/office/drawing/2017/model3d" xmlns:o="urn:schemas-microsoft-com:office:office" xmlns:oel="http://schemas.microsoft.com/office/2019/extlst" xmlns:r="http://schemas.openxmlformats.org/officeDocument/2006/relationships" xmlns:m="http://schemas.openxmlformats.org/officeDocument/2006/math" xmlns:v="urn:schemas-microsoft-com:vml" xmlns:wp14="http://schemas.microsoft.com/office/word/2010/wordprocessingDrawing" xmlns:wp="http://schemas.openxmlformats.org/drawingml/2006/wordprocessingDrawing" xmlns:w10="urn:schemas-microsoft-com:office:word" xmlns:w="http://schemas.openxmlformats.org/wordprocessingml/2006/main" xmlns:w14="http://schemas.microsoft.com/office/word/2010/wordml" xmlns:w15="http://schemas.microsoft.com/office/word/2012/wordml" xmlns:w16cex="http://schemas.microsoft.com/office/word/2018/wordml/cex" xmlns:w16cid="http://schemas.microsoft.com/office/word/2016/wordml/cid" xmlns:w16="http://schemas.microsoft.com/office/word/2018/wordml" xmlns:w16du="http://schemas.microsoft.com/office/word/2023/wordml/word16du" xmlns:w16sdtdh="http://schemas.microsoft.com/office/word/2020/wordml/sdtdatahash" xmlns:w16sdtfl="http://schemas.microsoft.com/office/word/2024/wordml/sdtformatlock" xmlns:w16se="http://schemas.microsoft.com/office/word/2015/wordml/symex" xmlns:wpg="http://schemas.microsoft.com/office/word/2010/wordprocessingGroup" xmlns:wpi="http://schemas.microsoft.com/office/word/2010/wordprocessingInk" xmlns:wne="http://schemas.microsoft.com/office/word/2006/wordml" xmlns:wps="http://schemas.microsoft.com/office/word/2010/wordprocessingShape" mc:Ignorable="w14 w15 w16se w16cid w16 w16cex w16sdtdh w16sdtfl w16du wp14">
   <w:body>
     <w:p>
       <w:pPr>
         <w:jc w:val="center"/>
         <w:rPr>
-          <w:rFonts w:hint="eastAsia"/>
+          <w:b/>
+          <w:sz w:val="48"/>
+        </w:rPr>
+      </w:pPr>
+    </w:p>
+    <w:p>
+      <w:pPr>
+        <w:jc w:val="center"/>
+        <w:rPr>
+          <w:b/>
+          <w:sz w:val="48"/>
         </w:rPr>
       </w:pPr>
       <w:r>
@@ -22,10 +32,43 @@
         <w:jc w:val="center"/>
         <w:rPr>
           <w:b/>
+          <w:sz w:val="48"/>
+        </w:rPr>
+      </w:pPr>
+      <w:r>
+        <w:rPr>
+          <w:b/>
+          <w:sz w:val="48"/>
+        </w:rPr>
+        <w:t>PROJECT REPORT</w:t>
+      </w:r>
+    </w:p>
+    <w:p>
+      <w:pPr>
+        <w:jc w:val="center"/>
+        <w:rPr>
+          <w:b/>
+          <w:sz w:val="48"/>
+        </w:rPr>
+      </w:pPr>
+    </w:p>
+    <w:p>
+      <w:pPr>
+        <w:jc w:val="center"/>
+        <w:rPr>
+          <w:rFonts w:hint="eastAsia"/>
+        </w:rPr>
+      </w:pPr>
+    </w:p>
+    <w:p>
+      <w:pPr>
+        <w:jc w:val="center"/>
+        <w:rPr>
+          <w:b/>
           <w:bCs/>
           <w:i/>
-          <w:sz w:val="48"/>
-          <w:szCs w:val="48"/>
+          <w:sz w:val="36"/>
+          <w:szCs w:val="36"/>
         </w:rPr>
       </w:pPr>
       <w:r>
@@ -33,31 +76,111 @@
           <w:b/>
           <w:bCs/>
           <w:i/>
-          <w:sz w:val="48"/>
-          <w:szCs w:val="48"/>
+          <w:sz w:val="36"/>
+          <w:szCs w:val="36"/>
         </w:rPr>
         <w:t>Statistical Analysis and Hypothesis Testing Using Python</w:t>
       </w:r>
     </w:p>
     <w:p>
       <w:pPr>
+        <w:jc w:val="center"/>
         <w:rPr>
           <w:b/>
           <w:bCs/>
-          <w:i/>
-          <w:sz w:val="48"/>
-          <w:szCs w:val="48"/>
+          <w:sz w:val="36"/>
+          <w:szCs w:val="36"/>
         </w:rPr>
       </w:pPr>
     </w:p>
     <w:p>
       <w:pPr>
+        <w:jc w:val="center"/>
+        <w:rPr>
+          <w:b/>
+          <w:bCs/>
+          <w:sz w:val="32"/>
+          <w:szCs w:val="32"/>
+        </w:rPr>
+      </w:pPr>
+      <w:r>
+        <w:rPr>
+          <w:b/>
+          <w:bCs/>
+          <w:sz w:val="32"/>
+          <w:szCs w:val="32"/>
+        </w:rPr>
+        <w:t>Name – Avani Chauhan</w:t>
+      </w:r>
+    </w:p>
+    <w:p>
+      <w:pPr>
+        <w:jc w:val="center"/>
+        <w:rPr>
+          <w:b/>
+          <w:bCs/>
+          <w:sz w:val="32"/>
+          <w:szCs w:val="32"/>
+        </w:rPr>
+      </w:pPr>
+      <w:r>
+        <w:rPr>
+          <w:b/>
+          <w:bCs/>
+          <w:sz w:val="32"/>
+          <w:szCs w:val="32"/>
+        </w:rPr>
+        <w:t>YUVAINTERN</w:t>
+      </w:r>
+      <w:r>
+        <w:rPr>
+          <w:b/>
+          <w:bCs/>
+          <w:sz w:val="32"/>
+          <w:szCs w:val="32"/>
+        </w:rPr>
+        <w:br/>
+        <w:t xml:space="preserve">Internship – Week </w:t>
+      </w:r>
+      <w:r>
+        <w:rPr>
+          <w:b/>
+          <w:bCs/>
+          <w:sz w:val="32"/>
+          <w:szCs w:val="32"/>
+        </w:rPr>
+        <w:t>3</w:t>
+      </w:r>
+      <w:r>
+        <w:rPr>
+          <w:b/>
+          <w:bCs/>
+          <w:sz w:val="32"/>
+          <w:szCs w:val="32"/>
+        </w:rPr>
+        <w:t xml:space="preserve"> Submission</w:t>
+      </w:r>
+    </w:p>
+    <w:p>
+      <w:pPr>
+        <w:jc w:val="center"/>
+        <w:rPr>
+          <w:b/>
+          <w:bCs/>
+          <w:sz w:val="36"/>
+          <w:szCs w:val="36"/>
+        </w:rPr>
+      </w:pPr>
+    </w:p>
+    <w:p>
+      <w:pPr>
+        <w:jc w:val="center"/>
         <w:rPr>
           <w:rFonts w:hint="eastAsia"/>
           <w:b/>
           <w:bCs/>
-          <w:sz w:val="48"/>
-          <w:szCs w:val="48"/>
+          <w:sz w:val="36"/>
+          <w:szCs w:val="36"/>
         </w:rPr>
       </w:pPr>
     </w:p>
@@ -65,106 +188,16 @@
       <w:pPr>
         <w:jc w:val="center"/>
         <w:rPr>
-          <w:rFonts w:hint="eastAsia"/>
-          <w:sz w:val="32"/>
-          <w:szCs w:val="32"/>
-          <w:u w:val="single"/>
-        </w:rPr>
-      </w:pPr>
-      <w:r>
-        <w:rPr>
-          <w:sz w:val="32"/>
-          <w:szCs w:val="32"/>
-          <w:u w:val="single"/>
-        </w:rPr>
-        <w:t>Dataset: Superstore Sales Dataset</w:t>
-      </w:r>
-    </w:p>
-    <w:p>
-      <w:pPr>
-        <w:jc w:val="center"/>
-      </w:pPr>
-    </w:p>
-    <w:p>
-      <w:pPr>
-        <w:jc w:val="center"/>
-      </w:pPr>
-    </w:p>
-    <w:p>
-      <w:pPr>
-        <w:jc w:val="center"/>
-        <w:rPr>
-          <w:sz w:val="24"/>
-          <w:szCs w:val="24"/>
-        </w:rPr>
-      </w:pPr>
-      <w:r>
-        <w:rPr>
-          <w:sz w:val="24"/>
-          <w:szCs w:val="24"/>
-        </w:rPr>
-        <w:t xml:space="preserve">Tools: Python, Pandas, SciPy, </w:t>
-      </w:r>
-      <w:proofErr w:type="spellStart"/>
-      <w:r>
-        <w:rPr>
-          <w:sz w:val="24"/>
-          <w:szCs w:val="24"/>
-        </w:rPr>
-        <w:t>Statsmodels</w:t>
-      </w:r>
-      <w:proofErr w:type="spellEnd"/>
-      <w:r>
-        <w:rPr>
-          <w:sz w:val="24"/>
-          <w:szCs w:val="24"/>
-        </w:rPr>
-        <w:t>, Matplotlib and Seaborn</w:t>
-      </w:r>
-    </w:p>
-    <w:p>
-      <w:pPr>
-        <w:jc w:val="center"/>
-        <w:rPr>
-          <w:sz w:val="24"/>
-          <w:szCs w:val="24"/>
-        </w:rPr>
-      </w:pPr>
-    </w:p>
-    <w:p>
-      <w:pPr>
-        <w:jc w:val="center"/>
-        <w:rPr>
-          <w:sz w:val="24"/>
-          <w:szCs w:val="24"/>
-        </w:rPr>
-      </w:pPr>
-    </w:p>
-    <w:p>
-      <w:pPr>
-        <w:jc w:val="center"/>
-        <w:rPr>
-          <w:sz w:val="24"/>
-          <w:szCs w:val="24"/>
-        </w:rPr>
-      </w:pPr>
-    </w:p>
-    <w:p>
-      <w:pPr>
-        <w:jc w:val="center"/>
-        <w:rPr>
-          <w:bCs/>
           <w:sz w:val="28"/>
           <w:szCs w:val="28"/>
         </w:rPr>
       </w:pPr>
       <w:r>
         <w:rPr>
-          <w:bCs/>
           <w:sz w:val="28"/>
           <w:szCs w:val="28"/>
         </w:rPr>
-        <w:t>Name – Avani Chauhan</w:t>
+        <w:t>Dataset: Superstore Sales Dataset</w:t>
       </w:r>
     </w:p>
     <w:p>
@@ -176,38 +209,22 @@
           <w:szCs w:val="28"/>
         </w:rPr>
       </w:pPr>
+    </w:p>
+    <w:p>
+      <w:pPr>
+        <w:jc w:val="center"/>
+        <w:rPr>
+          <w:rFonts w:hint="eastAsia"/>
+        </w:rPr>
+      </w:pPr>
       <w:r>
-        <w:rPr>
-          <w:bCs/>
-          <w:sz w:val="28"/>
-          <w:szCs w:val="28"/>
-        </w:rPr>
-        <w:t>YUVAINTERN</w:t>
+        <w:t>Internship</w:t>
       </w:r>
       <w:r>
-        <w:rPr>
-          <w:bCs/>
-          <w:sz w:val="28"/>
-          <w:szCs w:val="28"/>
-        </w:rPr>
-        <w:br/>
-        <w:t xml:space="preserve">Internship – Week </w:t>
+        <w:t xml:space="preserve"> Week 3</w:t>
       </w:r>
       <w:r>
-        <w:rPr>
-          <w:bCs/>
-          <w:sz w:val="28"/>
-          <w:szCs w:val="28"/>
-        </w:rPr>
-        <w:t>3</w:t>
-      </w:r>
-      <w:r>
-        <w:rPr>
-          <w:bCs/>
-          <w:sz w:val="28"/>
-          <w:szCs w:val="28"/>
-        </w:rPr>
-        <w:t xml:space="preserve"> Submission</w:t>
+        <w:t xml:space="preserve"> Project Submission</w:t>
       </w:r>
     </w:p>
     <w:p>
@@ -236,7 +253,7 @@
         </w:rPr>
       </w:pPr>
       <w:r>
-        <w:t>This project applies statistical analysis and hypothesis testing to the Superstore sales dataset. The objective is to move beyond descriptive observations and determine whether observed differences in profitability are supported by statistical evidence. Two business questions are investigated: whether higher discounts are associated with different average profit, and whether average profit differs among Technology, Furniture, and Office Supplies.</w:t>
+        <w:t>This project uses statistical analysis to study profitability in the Superstore dataset. The main purpose is to check whether differences observed during earlier data analysis are statistically meaningful. Two questions are studied: whether profit differs between lower- and higher-discount orders, and whether profit differs across product categories.</w:t>
       </w:r>
     </w:p>
     <w:p>
@@ -246,7 +263,7 @@
         </w:rPr>
       </w:pPr>
       <w:r>
-        <w:t>Python was used to perform a Welch independent-samples t-test, calculate a 95% confidence interval and Cohen's d, perform one-way ANOVA, and conduct a Tukey HSD post-hoc test. Visualizations support the statistical findings. The conclusions are framed as evidence of differences or associations, not as proof of direct causation.</w:t>
+        <w:t>Python was used to perform a Welch independent-samples t-test, calculate a 95% confidence interval and Cohen's d, perform one-way ANOVA, and conduct a Tukey HSD post-hoc test. Visualizations were also used to support the findings.</w:t>
       </w:r>
     </w:p>
     <w:p>
@@ -264,7 +281,7 @@
         </w:rPr>
       </w:pPr>
       <w:r>
-        <w:t>The Superstore dataset contains 9,994 order-level records and 21 variables covering orders, customers, shipping, geography, products, sales, quantity, discount, and profit.</w:t>
+        <w:t>The Superstore dataset contains 9,994 order records and 21 variables. It includes information about customers, products, orders, sales, discounts, and profit.</w:t>
       </w:r>
     </w:p>
     <w:p>
@@ -275,7 +292,7 @@
         </w:rPr>
       </w:pPr>
       <w:r>
-        <w:t>Observations: 9,994</w:t>
+        <w:t>Records: 9,994</w:t>
       </w:r>
     </w:p>
     <w:p>
@@ -297,7 +314,7 @@
         </w:rPr>
       </w:pPr>
       <w:r>
-        <w:t>Numerical variables used: Sales, Quantity, Discount, Profit</w:t>
+        <w:t>Numerical variables used: Sales, Quantity, Discount, and Profit</w:t>
       </w:r>
     </w:p>
     <w:p>
@@ -308,7 +325,7 @@
         </w:rPr>
       </w:pPr>
       <w:r>
-        <w:t>Categorical variable used in the second analysis: Category</w:t>
+        <w:t>Main categorical variable: Category</w:t>
       </w:r>
     </w:p>
     <w:p>
@@ -319,7 +336,7 @@
         </w:rPr>
       </w:pPr>
       <w:r>
-        <w:t>Categories: Technology, Furniture, Office Supplies</w:t>
+        <w:t>Categories: Technology, Furniture, and Office Supplies</w:t>
       </w:r>
     </w:p>
     <w:p>
@@ -337,19 +354,7 @@
         </w:rPr>
       </w:pPr>
       <w:r>
-        <w:t>Earlier exploratory analysis suggested that profitability decreases at higher discount levels and that Technology has higher profitability than the other categories. This week</w:t>
-      </w:r>
-      <w:r>
-        <w:t xml:space="preserve"> I</w:t>
-      </w:r>
-      <w:r>
-        <w:t xml:space="preserve"> test</w:t>
-      </w:r>
-      <w:r>
-        <w:t>ed</w:t>
-      </w:r>
-      <w:r>
-        <w:t xml:space="preserve"> those observations statistically rather than relying only on descriptive comparisons.</w:t>
+        <w:t>Earlier exploratory analysis suggested that higher discounts were linked with lower profit. Technology also appeared to have higher average profit than the other categories. This project tests these observations using statistical methods.</w:t>
       </w:r>
     </w:p>
     <w:p>
@@ -360,7 +365,7 @@
         </w:rPr>
       </w:pPr>
       <w:r>
-        <w:t>Determine whether average profit differs between lower- and higher-discount orders.</w:t>
+        <w:t>Check whether average profit differs between lower- and higher-discount orders.</w:t>
       </w:r>
     </w:p>
     <w:p>
@@ -371,7 +376,7 @@
         </w:rPr>
       </w:pPr>
       <w:r>
-        <w:t>Quantify uncertainty using a 95% confidence interval.</w:t>
+        <w:t>Measure uncertainty using a 95% confidence interval.</w:t>
       </w:r>
     </w:p>
     <w:p>
@@ -382,7 +387,7 @@
         </w:rPr>
       </w:pPr>
       <w:r>
-        <w:t>Measure the magnitude of the discount-group difference using Cohen's d.</w:t>
+        <w:t>Measure the size of the discount-group difference using Cohen's d.</w:t>
       </w:r>
     </w:p>
     <w:p>
@@ -393,7 +398,7 @@
         </w:rPr>
       </w:pPr>
       <w:r>
-        <w:t>Determine whether mean profit differs among the three product categories.</w:t>
+        <w:t>Check whether average profit differs across the three product categories.</w:t>
       </w:r>
     </w:p>
     <w:p>
@@ -422,7 +427,7 @@
         </w:rPr>
       </w:pPr>
       <w:r>
-        <w:t>A 30% threshold was selected to create two analytical groups: orders with discounts below 30% and orders with discounts of 30% or higher. This is an analytical business cutoff based on the available discount levels and the exploratory observation that profitability becomes substantially lower at higher discounts. It is not claimed to be a universally optimal discount limit.</w:t>
+        <w:t>A 30% discount was selected as the cutoff to create two groups: orders with discounts below 30% and orders with discounts of 30% or more. This provides a clear comparison based on the discount levels in the dataset and the earlier observation that profitability becomes lower at higher discounts. The 30% value is an analytical cutoff for this project, not a claim that it is the ideal discount limit for every business.</w:t>
       </w:r>
     </w:p>
     <w:p>
@@ -450,8 +455,7 @@
         <w:pStyle w:val="Heading2"/>
       </w:pPr>
       <w:r>
-        <w:lastRenderedPageBreak/>
-        <w:t>4.1 Group Statistics</w:t>
+        <w:t>4.1 Group Results</w:t>
       </w:r>
     </w:p>
     <w:p>
@@ -473,6 +477,7 @@
         </w:rPr>
       </w:pPr>
       <w:r>
+        <w:lastRenderedPageBreak/>
         <w:t>High discount (≥30%): 1,393 orders; average profit = −$97.18</w:t>
       </w:r>
     </w:p>
@@ -484,7 +489,7 @@
         </w:rPr>
       </w:pPr>
       <w:r>
-        <w:t>Observed difference in average profit = $146.22</w:t>
+        <w:t>Difference in average profit = $146.22</w:t>
       </w:r>
     </w:p>
     <w:p>
@@ -492,7 +497,7 @@
         <w:pStyle w:val="Heading2"/>
       </w:pPr>
       <w:r>
-        <w:t>4.2 Welch's Independent-Samples t-Test</w:t>
+        <w:t>4.2 Welch's t-Test</w:t>
       </w:r>
     </w:p>
     <w:p>
@@ -502,37 +507,29 @@
         </w:rPr>
       </w:pPr>
       <w:r>
-        <w:t>Welch's t-test compares the means of two independent groups and is appropriate when equal group variances should not be assumed.</w:t>
+        <w:t>A Welch independent-samples t-test was used because it compares the averages of two independent groups without requiring equal variances.</w:t>
       </w:r>
     </w:p>
     <w:p>
       <w:pPr>
-        <w:pBdr>
-          <w:top w:val="single" w:sz="8" w:space="6" w:color="B7B7B7"/>
-          <w:left w:val="single" w:sz="8" w:space="6" w:color="B7B7B7"/>
-          <w:bottom w:val="single" w:sz="8" w:space="6" w:color="B7B7B7"/>
-          <w:right w:val="single" w:sz="8" w:space="6" w:color="B7B7B7"/>
-        </w:pBdr>
-        <w:jc w:val="center"/>
+        <w:pStyle w:val="ListBullet"/>
         <w:rPr>
           <w:rFonts w:hint="eastAsia"/>
         </w:rPr>
       </w:pPr>
       <w:r>
-        <w:rPr>
-          <w:b/>
-        </w:rPr>
-        <w:t>[INSERT T-TEST PYTHON CODE SNIPPET HERE]</w:t>
+        <w:t>t-statistic = 16.141</w:t>
       </w:r>
     </w:p>
     <w:p>
       <w:pPr>
+        <w:pStyle w:val="ListBullet"/>
         <w:rPr>
           <w:rFonts w:hint="eastAsia"/>
         </w:rPr>
       </w:pPr>
       <w:r>
-        <w:t xml:space="preserve"> </w:t>
+        <w:t>p-value = 2.295 × 10⁻⁵⁴</w:t>
       </w:r>
     </w:p>
     <w:p>
@@ -542,37 +539,7 @@
         </w:rPr>
       </w:pPr>
       <w:r>
-        <w:t xml:space="preserve"> </w:t>
-      </w:r>
-    </w:p>
-    <w:p>
-      <w:pPr>
-        <w:rPr>
-          <w:rFonts w:hint="eastAsia"/>
-        </w:rPr>
-      </w:pPr>
-      <w:r>
-        <w:t xml:space="preserve"> </w:t>
-      </w:r>
-    </w:p>
-    <w:p>
-      <w:pPr>
-        <w:rPr>
-          <w:rFonts w:hint="eastAsia"/>
-        </w:rPr>
-      </w:pPr>
-      <w:r>
-        <w:t>Results: t-statistic = 16.141; p-value = 2.295 × 10⁻⁵⁴.</w:t>
-      </w:r>
-    </w:p>
-    <w:p>
-      <w:pPr>
-        <w:rPr>
-          <w:rFonts w:hint="eastAsia"/>
-        </w:rPr>
-      </w:pPr>
-      <w:r>
-        <w:t>Because the p-value is far below 0.05, the null hypothesis is rejected. There is very strong statistical evidence that average profit differs between the two discount groups. This result does not prove that discounting alone causes lower profit because other factors may also influence profitability.</w:t>
+        <w:t>The p-value is much smaller than 0.05, so the null hypothesis is rejected. There is strong evidence that average profit differs between the two discount groups. This shows an association, not proof that discounting alone causes lower profit.</w:t>
       </w:r>
     </w:p>
     <w:p>
@@ -590,17 +557,37 @@
         </w:rPr>
       </w:pPr>
       <w:r>
-        <w:t>The estimated difference in mean profit was $146.22, with a 95% confidence interval from $128.45 to $163.99. Because the entire interval is above zero, the result is consistent with higher average profit in the low-discount group.</w:t>
+        <w:t>The estimated difference in average profit was $146.22. The 95% confidence interval was $128.45 to $163.99. Since the entire interval is above zero, the result supports the finding that the low-discount group has higher average profit.</w:t>
       </w:r>
     </w:p>
     <w:p>
       <w:pPr>
-        <w:pBdr>
-          <w:top w:val="single" w:sz="8" w:space="6" w:color="B7B7B7"/>
-          <w:left w:val="single" w:sz="8" w:space="6" w:color="B7B7B7"/>
-          <w:bottom w:val="single" w:sz="8" w:space="6" w:color="B7B7B7"/>
-          <w:right w:val="single" w:sz="8" w:space="6" w:color="B7B7B7"/>
-        </w:pBdr>
+        <w:pStyle w:val="Heading2"/>
+      </w:pPr>
+      <w:r>
+        <w:t>4.4 Cohen's d — Effect Size</w:t>
+      </w:r>
+    </w:p>
+    <w:p>
+      <w:pPr>
+        <w:rPr>
+          <w:rFonts w:hint="eastAsia"/>
+        </w:rPr>
+      </w:pPr>
+      <w:r>
+        <w:t>The p-value tells us whether the difference is statistically significant, while Cohen's d helps show how large the difference is. Cohen's d was 0.6393, which is generally considered a moderate effect size.</w:t>
+      </w:r>
+    </w:p>
+    <w:p>
+      <w:pPr>
+        <w:pStyle w:val="Heading2"/>
+      </w:pPr>
+      <w:r>
+        <w:t>4.5 Visualization — Discount and Profit</w:t>
+      </w:r>
+    </w:p>
+    <w:p>
+      <w:pPr>
         <w:jc w:val="center"/>
         <w:rPr>
           <w:rFonts w:hint="eastAsia"/>
@@ -608,166 +595,44 @@
       </w:pPr>
       <w:r>
         <w:rPr>
-          <w:b/>
+          <w:rFonts w:hint="eastAsia"/>
+          <w:noProof/>
         </w:rPr>
-        <w:t>[INSERT CONFIDENCE INTERVAL PYTHON CODE SNIPPET HERE]</w:t>
-      </w:r>
-    </w:p>
-    <w:p>
-      <w:pPr>
-        <w:rPr>
-          <w:rFonts w:hint="eastAsia"/>
-        </w:rPr>
-      </w:pPr>
-      <w:r>
-        <w:t xml:space="preserve"> </w:t>
-      </w:r>
-    </w:p>
-    <w:p>
-      <w:pPr>
-        <w:rPr>
-          <w:rFonts w:hint="eastAsia"/>
-        </w:rPr>
-      </w:pPr>
-      <w:r>
-        <w:t xml:space="preserve"> </w:t>
-      </w:r>
-    </w:p>
-    <w:p>
-      <w:pPr>
-        <w:pStyle w:val="Heading2"/>
-      </w:pPr>
-      <w:r>
-        <w:t>4.4 Effect Size — Cohen's d</w:t>
-      </w:r>
-    </w:p>
-    <w:p>
-      <w:pPr>
-        <w:rPr>
-          <w:rFonts w:hint="eastAsia"/>
-        </w:rPr>
-      </w:pPr>
-      <w:r>
-        <w:t>Cohen's d measures the standardized magnitude of the difference. Cohen's d = 0.6393, which is commonly interpreted as a moderate effect size. Thus, the difference is not only statistically significant but also meaningful in magnitude.</w:t>
-      </w:r>
-    </w:p>
-    <w:p>
-      <w:pPr>
-        <w:pBdr>
-          <w:top w:val="single" w:sz="8" w:space="6" w:color="B7B7B7"/>
-          <w:left w:val="single" w:sz="8" w:space="6" w:color="B7B7B7"/>
-          <w:bottom w:val="single" w:sz="8" w:space="6" w:color="B7B7B7"/>
-          <w:right w:val="single" w:sz="8" w:space="6" w:color="B7B7B7"/>
-        </w:pBdr>
-        <w:jc w:val="center"/>
-        <w:rPr>
-          <w:rFonts w:hint="eastAsia"/>
-        </w:rPr>
-      </w:pPr>
-      <w:r>
-        <w:rPr>
-          <w:b/>
-        </w:rPr>
-        <w:t>[INSERT COHEN'S d PYTHON CODE SNIPPET HERE]</w:t>
-      </w:r>
-    </w:p>
-    <w:p>
-      <w:pPr>
-        <w:rPr>
-          <w:rFonts w:hint="eastAsia"/>
-        </w:rPr>
-      </w:pPr>
-      <w:r>
-        <w:t xml:space="preserve"> </w:t>
-      </w:r>
-    </w:p>
-    <w:p>
-      <w:pPr>
-        <w:rPr>
-          <w:rFonts w:hint="eastAsia"/>
-        </w:rPr>
-      </w:pPr>
-      <w:r>
-        <w:t xml:space="preserve"> </w:t>
-      </w:r>
-    </w:p>
-    <w:p>
-      <w:pPr>
-        <w:pStyle w:val="Heading2"/>
-      </w:pPr>
-      <w:r>
-        <w:t>4.5 Visualization — Profit by Discount Group</w:t>
-      </w:r>
-    </w:p>
-    <w:p>
-      <w:pPr>
-        <w:pBdr>
-          <w:top w:val="single" w:sz="8" w:space="6" w:color="B7B7B7"/>
-          <w:left w:val="single" w:sz="8" w:space="6" w:color="B7B7B7"/>
-          <w:bottom w:val="single" w:sz="8" w:space="6" w:color="B7B7B7"/>
-          <w:right w:val="single" w:sz="8" w:space="6" w:color="B7B7B7"/>
-        </w:pBdr>
-        <w:jc w:val="center"/>
-        <w:rPr>
-          <w:rFonts w:hint="eastAsia"/>
-        </w:rPr>
-      </w:pPr>
-      <w:r>
-        <w:rPr>
-          <w:b/>
-        </w:rPr>
-        <w:t>[INSERT PROFIT BY DISCOUNT GROUP CHART HERE]</w:t>
-      </w:r>
-    </w:p>
-    <w:p>
-      <w:pPr>
-        <w:rPr>
-          <w:rFonts w:hint="eastAsia"/>
-        </w:rPr>
-      </w:pPr>
-      <w:r>
-        <w:lastRenderedPageBreak/>
-        <w:t xml:space="preserve"> </w:t>
-      </w:r>
-    </w:p>
-    <w:p>
-      <w:pPr>
-        <w:rPr>
-          <w:rFonts w:hint="eastAsia"/>
-        </w:rPr>
-      </w:pPr>
-      <w:r>
-        <w:t xml:space="preserve"> </w:t>
-      </w:r>
-    </w:p>
-    <w:p>
-      <w:pPr>
-        <w:rPr>
-          <w:rFonts w:hint="eastAsia"/>
-        </w:rPr>
-      </w:pPr>
-      <w:r>
-        <w:t xml:space="preserve"> </w:t>
-      </w:r>
-    </w:p>
-    <w:p>
-      <w:pPr>
-        <w:rPr>
-          <w:rFonts w:hint="eastAsia"/>
-        </w:rPr>
-      </w:pPr>
-      <w:r>
-        <w:t xml:space="preserve"> </w:t>
-      </w:r>
-    </w:p>
-    <w:p>
-      <w:pPr>
-        <w:rPr>
-          <w:rFonts w:hint="eastAsia"/>
-        </w:rPr>
-      </w:pPr>
-      <w:r>
-        <w:t>The box plot supports the t-test by showing the central tendency, spread, and outliers of profit in the two discount groups.</w:t>
+        <w:drawing>
+          <wp:inline distT="0" distB="0" distL="0" distR="0" wp14:anchorId="01DA24D6" wp14:editId="645728C6">
+            <wp:extent cx="5605154" cy="3475612"/>
+            <wp:effectExtent l="0" t="0" r="0" b="0"/>
+            <wp:docPr id="1337016666" name="Picture 1"/>
+            <wp:cNvGraphicFramePr>
+              <a:graphicFrameLocks xmlns:a="http://schemas.openxmlformats.org/drawingml/2006/main" noChangeAspect="1"/>
+            </wp:cNvGraphicFramePr>
+            <a:graphic xmlns:a="http://schemas.openxmlformats.org/drawingml/2006/main">
+              <a:graphicData uri="http://schemas.openxmlformats.org/drawingml/2006/picture">
+                <pic:pic xmlns:pic="http://schemas.openxmlformats.org/drawingml/2006/picture">
+                  <pic:nvPicPr>
+                    <pic:cNvPr id="1337016666" name="Picture 1337016666"/>
+                    <pic:cNvPicPr/>
+                  </pic:nvPicPr>
+                  <pic:blipFill>
+                    <a:blip r:embed="rId6"/>
+                    <a:stretch>
+                      <a:fillRect/>
+                    </a:stretch>
+                  </pic:blipFill>
+                  <pic:spPr>
+                    <a:xfrm>
+                      <a:off x="0" y="0"/>
+                      <a:ext cx="5773956" cy="3580282"/>
+                    </a:xfrm>
+                    <a:prstGeom prst="rect">
+                      <a:avLst/>
+                    </a:prstGeom>
+                  </pic:spPr>
+                </pic:pic>
+              </a:graphicData>
+            </a:graphic>
+          </wp:inline>
+        </w:drawing>
       </w:r>
     </w:p>
     <w:p>
@@ -785,17 +650,13 @@
         </w:rPr>
       </w:pPr>
       <w:r>
-        <w:t>Because profit is being compared across three independent product categories, one-way ANOVA is used instead of performing multiple independent t-tests.</w:t>
+        <w:t>The second analysis checks whether average profit differs across Technology, Furniture, and Office Supplies. Since there are three groups, one-way ANOVA was used.</w:t>
       </w:r>
     </w:p>
     <w:p>
-      <w:pPr>
-        <w:rPr>
-          <w:rFonts w:hint="eastAsia"/>
-        </w:rPr>
-      </w:pPr>
       <w:r>
-        <w:t>Null Hypothesis (H₀): The mean profit is the same across Technology, Furniture, and Office Supplies.</w:t>
+        <w:lastRenderedPageBreak/>
+        <w:t>Null Hypothesis (H₀): The mean profit is the same across all three product categories.</w:t>
       </w:r>
     </w:p>
     <w:p>
@@ -813,7 +674,7 @@
         <w:pStyle w:val="Heading2"/>
       </w:pPr>
       <w:r>
-        <w:t>5.1 Group Statistics</w:t>
+        <w:t>5.1 Group Results</w:t>
       </w:r>
     </w:p>
     <w:p>
@@ -864,37 +725,29 @@
         </w:rPr>
       </w:pPr>
       <w:r>
-        <w:t>One-way ANOVA compares variation between group means with variation within groups. A large F-statistic relative to the within-group variation provides evidence that the group means are not all equal.</w:t>
+        <w:t>ANOVA compares the differences between group averages with the variation within the groups. It helps determine whether the category averages can reasonably be treated as equal.</w:t>
       </w:r>
     </w:p>
     <w:p>
       <w:pPr>
-        <w:pBdr>
-          <w:top w:val="single" w:sz="8" w:space="6" w:color="B7B7B7"/>
-          <w:left w:val="single" w:sz="8" w:space="6" w:color="B7B7B7"/>
-          <w:bottom w:val="single" w:sz="8" w:space="6" w:color="B7B7B7"/>
-          <w:right w:val="single" w:sz="8" w:space="6" w:color="B7B7B7"/>
-        </w:pBdr>
-        <w:jc w:val="center"/>
+        <w:pStyle w:val="ListBullet"/>
         <w:rPr>
           <w:rFonts w:hint="eastAsia"/>
         </w:rPr>
       </w:pPr>
       <w:r>
-        <w:rPr>
-          <w:b/>
-        </w:rPr>
-        <w:t>[INSERT ANOVA PYTHON CODE SNIPPET HERE]</w:t>
+        <w:t>F-statistic = 54.311</w:t>
       </w:r>
     </w:p>
     <w:p>
       <w:pPr>
+        <w:pStyle w:val="ListBullet"/>
         <w:rPr>
           <w:rFonts w:hint="eastAsia"/>
         </w:rPr>
       </w:pPr>
       <w:r>
-        <w:t xml:space="preserve"> </w:t>
+        <w:t>p-value = 3.470 × 10⁻²⁴</w:t>
       </w:r>
     </w:p>
     <w:p>
@@ -904,37 +757,7 @@
         </w:rPr>
       </w:pPr>
       <w:r>
-        <w:t xml:space="preserve"> </w:t>
-      </w:r>
-    </w:p>
-    <w:p>
-      <w:pPr>
-        <w:rPr>
-          <w:rFonts w:hint="eastAsia"/>
-        </w:rPr>
-      </w:pPr>
-      <w:r>
-        <w:t xml:space="preserve"> </w:t>
-      </w:r>
-    </w:p>
-    <w:p>
-      <w:pPr>
-        <w:rPr>
-          <w:rFonts w:hint="eastAsia"/>
-        </w:rPr>
-      </w:pPr>
-      <w:r>
-        <w:t>Results: F-statistic = 54.311; p-value = 3.470 × 10⁻²⁴.</w:t>
-      </w:r>
-    </w:p>
-    <w:p>
-      <w:pPr>
-        <w:rPr>
-          <w:rFonts w:hint="eastAsia"/>
-        </w:rPr>
-      </w:pPr>
-      <w:r>
-        <w:t>The null hypothesis is rejected. There is very strong statistical evidence that mean profit is not the same across all three categories. ANOVA alone does not identify which specific pairs differ.</w:t>
+        <w:t>The p-value is much smaller than 0.05, so the null hypothesis is rejected. There is strong evidence that average profit is not the same across all three categories.</w:t>
       </w:r>
     </w:p>
     <w:p>
@@ -952,17 +775,62 @@
         </w:rPr>
       </w:pPr>
       <w:r>
-        <w:t>Tukey HSD was used after the significant ANOVA to determine which category pairs differ while controlling the family-wise error rate.</w:t>
+        <w:t>ANOVA shows that at least one category is different, but it does not show which categories differ. Tukey HSD was therefore used for pairwise comparisons.</w:t>
       </w:r>
     </w:p>
     <w:p>
       <w:pPr>
-        <w:pBdr>
-          <w:top w:val="single" w:sz="8" w:space="6" w:color="B7B7B7"/>
-          <w:left w:val="single" w:sz="8" w:space="6" w:color="B7B7B7"/>
-          <w:bottom w:val="single" w:sz="8" w:space="6" w:color="B7B7B7"/>
-          <w:right w:val="single" w:sz="8" w:space="6" w:color="B7B7B7"/>
-        </w:pBdr>
+        <w:pStyle w:val="ListBullet"/>
+        <w:rPr>
+          <w:rFonts w:hint="eastAsia"/>
+        </w:rPr>
+      </w:pPr>
+      <w:r>
+        <w:t>Furniture vs Office Supplies: mean difference = $11.63; adjusted p = 0.1181 → not significant.</w:t>
+      </w:r>
+    </w:p>
+    <w:p>
+      <w:pPr>
+        <w:pStyle w:val="ListBullet"/>
+        <w:rPr>
+          <w:rFonts w:hint="eastAsia"/>
+        </w:rPr>
+      </w:pPr>
+      <w:r>
+        <w:t>Furniture vs Technology: mean difference = $70.05; adjusted p &lt; 0.001 → significant.</w:t>
+      </w:r>
+    </w:p>
+    <w:p>
+      <w:pPr>
+        <w:pStyle w:val="ListBullet"/>
+        <w:rPr>
+          <w:rFonts w:hint="eastAsia"/>
+        </w:rPr>
+      </w:pPr>
+      <w:r>
+        <w:t>Office Supplies vs Technology: mean difference = $58.43; adjusted p &lt; 0.001 → significant.</w:t>
+      </w:r>
+    </w:p>
+    <w:p>
+      <w:pPr>
+        <w:rPr>
+          <w:rFonts w:hint="eastAsia"/>
+        </w:rPr>
+      </w:pPr>
+      <w:r>
+        <w:t>Technology has significantly higher average profit than both Furniture and Office Supplies. The difference between Furniture and Office Supplies is not statistically significant.</w:t>
+      </w:r>
+    </w:p>
+    <w:p>
+      <w:pPr>
+        <w:pStyle w:val="Heading2"/>
+      </w:pPr>
+      <w:r>
+        <w:t>5.4 Visualization — Category and Profit</w:t>
+      </w:r>
+    </w:p>
+    <w:p>
+      <w:pPr>
         <w:jc w:val="center"/>
         <w:rPr>
           <w:rFonts w:hint="eastAsia"/>
@@ -970,169 +838,53 @@
       </w:pPr>
       <w:r>
         <w:rPr>
-          <w:b/>
+          <w:rFonts w:hint="eastAsia"/>
+          <w:noProof/>
         </w:rPr>
-        <w:t>[INSERT TUKEY HSD PYTHON CODE SNIPPET HERE]</w:t>
+        <w:drawing>
+          <wp:inline distT="0" distB="0" distL="0" distR="0" wp14:anchorId="0169BA05" wp14:editId="3ED8F04D">
+            <wp:extent cx="5640779" cy="3253447"/>
+            <wp:effectExtent l="0" t="0" r="0" b="4445"/>
+            <wp:docPr id="1539615555" name="Picture 2"/>
+            <wp:cNvGraphicFramePr>
+              <a:graphicFrameLocks xmlns:a="http://schemas.openxmlformats.org/drawingml/2006/main" noChangeAspect="1"/>
+            </wp:cNvGraphicFramePr>
+            <a:graphic xmlns:a="http://schemas.openxmlformats.org/drawingml/2006/main">
+              <a:graphicData uri="http://schemas.openxmlformats.org/drawingml/2006/picture">
+                <pic:pic xmlns:pic="http://schemas.openxmlformats.org/drawingml/2006/picture">
+                  <pic:nvPicPr>
+                    <pic:cNvPr id="1539615555" name="Picture 1539615555"/>
+                    <pic:cNvPicPr/>
+                  </pic:nvPicPr>
+                  <pic:blipFill>
+                    <a:blip r:embed="rId7"/>
+                    <a:stretch>
+                      <a:fillRect/>
+                    </a:stretch>
+                  </pic:blipFill>
+                  <pic:spPr>
+                    <a:xfrm>
+                      <a:off x="0" y="0"/>
+                      <a:ext cx="5783596" cy="3335820"/>
+                    </a:xfrm>
+                    <a:prstGeom prst="rect">
+                      <a:avLst/>
+                    </a:prstGeom>
+                  </pic:spPr>
+                </pic:pic>
+              </a:graphicData>
+            </a:graphic>
+          </wp:inline>
+        </w:drawing>
       </w:r>
     </w:p>
     <w:p>
       <w:pPr>
-        <w:rPr>
-          <w:rFonts w:hint="eastAsia"/>
-        </w:rPr>
-      </w:pPr>
-      <w:r>
-        <w:t xml:space="preserve"> </w:t>
-      </w:r>
-    </w:p>
-    <w:p>
-      <w:pPr>
-        <w:rPr>
-          <w:rFonts w:hint="eastAsia"/>
-        </w:rPr>
+        <w:pStyle w:val="Heading1"/>
       </w:pPr>
       <w:r>
         <w:lastRenderedPageBreak/>
-        <w:t xml:space="preserve"> </w:t>
-      </w:r>
-    </w:p>
-    <w:p>
-      <w:pPr>
-        <w:rPr>
-          <w:rFonts w:hint="eastAsia"/>
-        </w:rPr>
-      </w:pPr>
-      <w:r>
-        <w:t xml:space="preserve"> </w:t>
-      </w:r>
-    </w:p>
-    <w:p>
-      <w:pPr>
-        <w:pStyle w:val="ListBullet"/>
-        <w:rPr>
-          <w:rFonts w:hint="eastAsia"/>
-        </w:rPr>
-      </w:pPr>
-      <w:r>
-        <w:t>Furniture vs Office Supplies: mean difference = $11.63; adjusted p = 0.1181; not significant.</w:t>
-      </w:r>
-    </w:p>
-    <w:p>
-      <w:pPr>
-        <w:pStyle w:val="ListBullet"/>
-        <w:rPr>
-          <w:rFonts w:hint="eastAsia"/>
-        </w:rPr>
-      </w:pPr>
-      <w:r>
-        <w:t>Furniture vs Technology: mean difference = $70.05; adjusted p &lt; 0.001; significant.</w:t>
-      </w:r>
-    </w:p>
-    <w:p>
-      <w:pPr>
-        <w:pStyle w:val="ListBullet"/>
-        <w:rPr>
-          <w:rFonts w:hint="eastAsia"/>
-        </w:rPr>
-      </w:pPr>
-      <w:r>
-        <w:t>Office Supplies vs Technology: mean difference = $58.43; adjusted p &lt; 0.001; significant.</w:t>
-      </w:r>
-    </w:p>
-    <w:p>
-      <w:pPr>
-        <w:rPr>
-          <w:rFonts w:hint="eastAsia"/>
-        </w:rPr>
-      </w:pPr>
-      <w:r>
-        <w:t>Technology has significantly higher average profit than both Furniture and Office Supplies. The difference between Furniture and Office Supplies is not statistically significant at the 5% level.</w:t>
-      </w:r>
-    </w:p>
-    <w:p>
-      <w:pPr>
-        <w:pStyle w:val="Heading2"/>
-      </w:pPr>
-      <w:r>
-        <w:t>5.4 Visualization — Profit by Product Category</w:t>
-      </w:r>
-    </w:p>
-    <w:p>
-      <w:pPr>
-        <w:pBdr>
-          <w:top w:val="single" w:sz="8" w:space="6" w:color="B7B7B7"/>
-          <w:left w:val="single" w:sz="8" w:space="6" w:color="B7B7B7"/>
-          <w:bottom w:val="single" w:sz="8" w:space="6" w:color="B7B7B7"/>
-          <w:right w:val="single" w:sz="8" w:space="6" w:color="B7B7B7"/>
-        </w:pBdr>
-        <w:jc w:val="center"/>
-        <w:rPr>
-          <w:rFonts w:hint="eastAsia"/>
-        </w:rPr>
-      </w:pPr>
-      <w:r>
-        <w:rPr>
-          <w:b/>
-        </w:rPr>
-        <w:t>[INSERT PROFIT BY PRODUCT CATEGORY CHART HERE]</w:t>
-      </w:r>
-    </w:p>
-    <w:p>
-      <w:pPr>
-        <w:rPr>
-          <w:rFonts w:hint="eastAsia"/>
-        </w:rPr>
-      </w:pPr>
-      <w:r>
-        <w:t xml:space="preserve"> </w:t>
-      </w:r>
-    </w:p>
-    <w:p>
-      <w:pPr>
-        <w:rPr>
-          <w:rFonts w:hint="eastAsia"/>
-        </w:rPr>
-      </w:pPr>
-      <w:r>
-        <w:t xml:space="preserve"> </w:t>
-      </w:r>
-    </w:p>
-    <w:p>
-      <w:pPr>
-        <w:rPr>
-          <w:rFonts w:hint="eastAsia"/>
-        </w:rPr>
-      </w:pPr>
-      <w:r>
-        <w:t xml:space="preserve"> </w:t>
-      </w:r>
-    </w:p>
-    <w:p>
-      <w:pPr>
-        <w:rPr>
-          <w:rFonts w:hint="eastAsia"/>
-        </w:rPr>
-      </w:pPr>
-      <w:r>
-        <w:t xml:space="preserve"> </w:t>
-      </w:r>
-    </w:p>
-    <w:p>
-      <w:pPr>
-        <w:rPr>
-          <w:rFonts w:hint="eastAsia"/>
-        </w:rPr>
-      </w:pPr>
-      <w:r>
-        <w:t>The category box plot visually supports the ANOVA and Tukey findings.</w:t>
-      </w:r>
-    </w:p>
-    <w:p>
-      <w:pPr>
-        <w:pStyle w:val="Heading1"/>
-      </w:pPr>
-      <w:r>
-        <w:t>6. Overall Statistical Findings</w:t>
+        <w:t>6. Overall Findings</w:t>
       </w:r>
     </w:p>
     <w:tbl>
@@ -1178,7 +930,7 @@
               </w:rPr>
             </w:pPr>
             <w:r>
-              <w:t>Key Result</w:t>
+              <w:t>Result</w:t>
             </w:r>
           </w:p>
         </w:tc>
@@ -1194,7 +946,7 @@
               </w:rPr>
             </w:pPr>
             <w:r>
-              <w:t>Conclusion</w:t>
+              <w:t>Interpretation</w:t>
             </w:r>
           </w:p>
         </w:tc>
@@ -1247,7 +999,7 @@
               </w:rPr>
             </w:pPr>
             <w:r>
-              <w:t>Significant difference in discount groups</w:t>
+              <w:t>Discount groups have different average profit</w:t>
             </w:r>
           </w:p>
         </w:tc>
@@ -1297,7 +1049,7 @@
               </w:rPr>
             </w:pPr>
             <w:r>
-              <w:t>Estimated difference remains above zero</w:t>
+              <w:t>Estimated difference is above zero</w:t>
             </w:r>
           </w:p>
         </w:tc>
@@ -1368,7 +1120,7 @@
               </w:rPr>
             </w:pPr>
             <w:r>
-              <w:t>One-way ANOVA</w:t>
+              <w:t>ANOVA</w:t>
             </w:r>
           </w:p>
         </w:tc>
@@ -1400,7 +1152,7 @@
               </w:rPr>
             </w:pPr>
             <w:r>
-              <w:t>Category means differ</w:t>
+              <w:t>Category averages are not all equal</w:t>
             </w:r>
           </w:p>
         </w:tc>
@@ -1453,7 +1205,7 @@
               </w:rPr>
             </w:pPr>
             <w:r>
-              <w:t>Furniture vs Office Supplies not significant</w:t>
+              <w:t>Furniture and Office Supplies are not significantly different</w:t>
             </w:r>
           </w:p>
         </w:tc>
@@ -1474,7 +1226,17 @@
         </w:rPr>
       </w:pPr>
       <w:r>
-        <w:t>The findings suggest that higher discounting is associated with substantially lower profitability in this dataset. Orders with discounts of 30% or more had an average loss of approximately $97.18, while orders below 30% had an average profit of approximately $49.04. The moderate effect size indicates that the difference is meaningful in magnitude. The category analysis also suggests that Technology is a stronger profit-performing category on a per-order basis. These findings can support more careful discount policies and category-level profitability reviews, while recognizing that the analysis does not establish causation.</w:t>
+        <w:t>The results suggest that higher discounts are associated with lower profitability in this dataset. Orders with discounts of 30% or more had an average loss of about $97.18, while orders below 30% had an average profit of about $49.04. The moderate effect size also shows that the difference is meaningful in size.</w:t>
+      </w:r>
+    </w:p>
+    <w:p>
+      <w:pPr>
+        <w:rPr>
+          <w:rFonts w:hint="eastAsia"/>
+        </w:rPr>
+      </w:pPr>
+      <w:r>
+        <w:t>The category analysis shows that Technology has the highest average profit among the three categories. These findings may help the business review discount policies and category-level profitability. However, they should be used as evidence for further analysis rather than as proof that one factor directly causes another.</w:t>
       </w:r>
     </w:p>
     <w:p>
@@ -1493,7 +1255,7 @@
         </w:rPr>
       </w:pPr>
       <w:r>
-        <w:t>The analysis is observational and does not establish causation.</w:t>
+        <w:t>The analysis uses observational data, so it cannot prove causation.</w:t>
       </w:r>
     </w:p>
     <w:p>
@@ -1504,7 +1266,7 @@
         </w:rPr>
       </w:pPr>
       <w:r>
-        <w:t>The 30% threshold is an analytical cutoff and not necessarily an optimal business threshold.</w:t>
+        <w:t>The 30% cutoff is an analytical choice and is not necessarily the ideal business threshold.</w:t>
       </w:r>
     </w:p>
     <w:p>
@@ -1515,8 +1277,7 @@
         </w:rPr>
       </w:pPr>
       <w:r>
-        <w:lastRenderedPageBreak/>
-        <w:t>Profitability may be influenced by product, region, customer segment, quantity, and other variables.</w:t>
+        <w:t>Profit can also be affected by product, region, customer segment, quantity, and sales.</w:t>
       </w:r>
     </w:p>
     <w:p>
@@ -1527,7 +1288,7 @@
         </w:rPr>
       </w:pPr>
       <w:r>
-        <w:t>Large samples can produce very small p-values, so effect size and confidence intervals were also considered.</w:t>
+        <w:t>A large dataset can produce very small p-values, so effect size and confidence intervals were also considered.</w:t>
       </w:r>
     </w:p>
     <w:p>
@@ -1538,7 +1299,7 @@
         </w:rPr>
       </w:pPr>
       <w:r>
-        <w:t>The tests compare groups but do not provide a complete predictive model of profitability.</w:t>
+        <w:t>The tests compare groups but do not provide a complete model for predicting profit.</w:t>
       </w:r>
     </w:p>
     <w:p>
@@ -1556,7 +1317,7 @@
         </w:rPr>
       </w:pPr>
       <w:r>
-        <w:t>The analysis provides strong statistical evidence that profitability differs across both discount groups and product categories. The Welch t-test found a highly significant difference between orders with discounts below 30% and those with discounts of 30% or higher, with a mean difference of $146.22 and a 95% confidence interval of $128.45 to $163.99. Cohen's d of 0.6393 indicates a moderate effect size.</w:t>
+        <w:t>The statistical analysis provides strong evidence that profit differs between lower- and higher-discount orders and also differs across product categories. The Welch t-test found a significant difference between the discount groups, with a mean difference of $146.22 and a 95% confidence interval from $128.45 to $163.99. Cohen's d of 0.6393 indicates a moderate effect size.</w:t>
       </w:r>
     </w:p>
     <w:p>
@@ -1566,7 +1327,7 @@
         </w:rPr>
       </w:pPr>
       <w:r>
-        <w:t>One-way ANOVA also found a highly significant difference among Technology, Furniture, and Office Supplies. Tukey HSD showed that Technology differs significantly from both other categories, while Furniture and Office Supplies do not differ significantly. Overall, the project demonstrates how statistical testing can turn exploratory business observations into evidence-based conclusions while avoiding unsupported claims of causation.</w:t>
+        <w:t>The ANOVA also found a significant difference in average profit across the three categories. Tukey HSD showed that Technology differs significantly from both Furniture and Office Supplies, while Furniture and Office Supplies do not differ significantly. Overall, the project demonstrates how statistical testing can turn initial observations into evidence-based business findings.</w:t>
       </w:r>
     </w:p>
     <w:p>
@@ -1574,7 +1335,7 @@
         <w:pStyle w:val="Heading1"/>
       </w:pPr>
       <w:r>
-        <w:t>10. Code and Supporting Evidence</w:t>
+        <w:t>10. Technical Implementation and GitHub Repository</w:t>
       </w:r>
     </w:p>
     <w:p>
@@ -1584,486 +1345,7 @@
         </w:rPr>
       </w:pPr>
       <w:r>
-        <w:t>Insert the relevant Python code screenshots/snippets and final visualizations in the spaces below. The notebook remains the full computational record; this report provides the documented interpretation.</w:t>
-      </w:r>
-    </w:p>
-    <w:p>
-      <w:pPr>
-        <w:pStyle w:val="Heading2"/>
-      </w:pPr>
-      <w:r>
-        <w:t>Data loading and preparation</w:t>
-      </w:r>
-    </w:p>
-    <w:p>
-      <w:pPr>
-        <w:pBdr>
-          <w:top w:val="single" w:sz="8" w:space="6" w:color="B7B7B7"/>
-          <w:left w:val="single" w:sz="8" w:space="6" w:color="B7B7B7"/>
-          <w:bottom w:val="single" w:sz="8" w:space="6" w:color="B7B7B7"/>
-          <w:right w:val="single" w:sz="8" w:space="6" w:color="B7B7B7"/>
-        </w:pBdr>
-        <w:jc w:val="center"/>
-        <w:rPr>
-          <w:rFonts w:hint="eastAsia"/>
-        </w:rPr>
-      </w:pPr>
-      <w:r>
-        <w:rPr>
-          <w:b/>
-        </w:rPr>
-        <w:t>[INSERT DATA LOADING AND PREPARATION SNIPPET HERE]</w:t>
-      </w:r>
-    </w:p>
-    <w:p>
-      <w:pPr>
-        <w:rPr>
-          <w:rFonts w:hint="eastAsia"/>
-        </w:rPr>
-      </w:pPr>
-      <w:r>
-        <w:t xml:space="preserve"> </w:t>
-      </w:r>
-    </w:p>
-    <w:p>
-      <w:pPr>
-        <w:rPr>
-          <w:rFonts w:hint="eastAsia"/>
-        </w:rPr>
-      </w:pPr>
-      <w:r>
-        <w:t xml:space="preserve"> </w:t>
-      </w:r>
-    </w:p>
-    <w:p>
-      <w:pPr>
-        <w:rPr>
-          <w:rFonts w:hint="eastAsia"/>
-        </w:rPr>
-      </w:pPr>
-      <w:r>
-        <w:t xml:space="preserve"> </w:t>
-      </w:r>
-    </w:p>
-    <w:p>
-      <w:pPr>
-        <w:pStyle w:val="Heading2"/>
-      </w:pPr>
-      <w:r>
-        <w:t>Discount-group creation</w:t>
-      </w:r>
-    </w:p>
-    <w:p>
-      <w:pPr>
-        <w:pBdr>
-          <w:top w:val="single" w:sz="8" w:space="6" w:color="B7B7B7"/>
-          <w:left w:val="single" w:sz="8" w:space="6" w:color="B7B7B7"/>
-          <w:bottom w:val="single" w:sz="8" w:space="6" w:color="B7B7B7"/>
-          <w:right w:val="single" w:sz="8" w:space="6" w:color="B7B7B7"/>
-        </w:pBdr>
-        <w:jc w:val="center"/>
-        <w:rPr>
-          <w:rFonts w:hint="eastAsia"/>
-        </w:rPr>
-      </w:pPr>
-      <w:r>
-        <w:rPr>
-          <w:b/>
-        </w:rPr>
-        <w:t>[INSERT DISCOUNT-GROUP CREATION SNIPPET HERE]</w:t>
-      </w:r>
-    </w:p>
-    <w:p>
-      <w:pPr>
-        <w:rPr>
-          <w:rFonts w:hint="eastAsia"/>
-        </w:rPr>
-      </w:pPr>
-      <w:r>
-        <w:t xml:space="preserve"> </w:t>
-      </w:r>
-    </w:p>
-    <w:p>
-      <w:pPr>
-        <w:rPr>
-          <w:rFonts w:hint="eastAsia"/>
-        </w:rPr>
-      </w:pPr>
-      <w:r>
-        <w:t xml:space="preserve"> </w:t>
-      </w:r>
-    </w:p>
-    <w:p>
-      <w:pPr>
-        <w:rPr>
-          <w:rFonts w:hint="eastAsia"/>
-        </w:rPr>
-      </w:pPr>
-      <w:r>
-        <w:t xml:space="preserve"> </w:t>
-      </w:r>
-    </w:p>
-    <w:p>
-      <w:pPr>
-        <w:pStyle w:val="Heading2"/>
-      </w:pPr>
-      <w:r>
-        <w:t>Welch's t-test</w:t>
-      </w:r>
-    </w:p>
-    <w:p>
-      <w:pPr>
-        <w:pBdr>
-          <w:top w:val="single" w:sz="8" w:space="6" w:color="B7B7B7"/>
-          <w:left w:val="single" w:sz="8" w:space="6" w:color="B7B7B7"/>
-          <w:bottom w:val="single" w:sz="8" w:space="6" w:color="B7B7B7"/>
-          <w:right w:val="single" w:sz="8" w:space="6" w:color="B7B7B7"/>
-        </w:pBdr>
-        <w:jc w:val="center"/>
-        <w:rPr>
-          <w:rFonts w:hint="eastAsia"/>
-        </w:rPr>
-      </w:pPr>
-      <w:r>
-        <w:rPr>
-          <w:b/>
-        </w:rPr>
-        <w:t>[INSERT WELCH'S T-TEST SNIPPET HERE]</w:t>
-      </w:r>
-    </w:p>
-    <w:p>
-      <w:pPr>
-        <w:rPr>
-          <w:rFonts w:hint="eastAsia"/>
-        </w:rPr>
-      </w:pPr>
-      <w:r>
-        <w:t xml:space="preserve"> </w:t>
-      </w:r>
-    </w:p>
-    <w:p>
-      <w:pPr>
-        <w:rPr>
-          <w:rFonts w:hint="eastAsia"/>
-        </w:rPr>
-      </w:pPr>
-      <w:r>
-        <w:t xml:space="preserve"> </w:t>
-      </w:r>
-    </w:p>
-    <w:p>
-      <w:pPr>
-        <w:rPr>
-          <w:rFonts w:hint="eastAsia"/>
-        </w:rPr>
-      </w:pPr>
-      <w:r>
-        <w:lastRenderedPageBreak/>
-        <w:t xml:space="preserve"> </w:t>
-      </w:r>
-    </w:p>
-    <w:p>
-      <w:pPr>
-        <w:pStyle w:val="Heading2"/>
-      </w:pPr>
-      <w:r>
-        <w:t>95% confidence interval</w:t>
-      </w:r>
-    </w:p>
-    <w:p>
-      <w:pPr>
-        <w:pBdr>
-          <w:top w:val="single" w:sz="8" w:space="6" w:color="B7B7B7"/>
-          <w:left w:val="single" w:sz="8" w:space="6" w:color="B7B7B7"/>
-          <w:bottom w:val="single" w:sz="8" w:space="6" w:color="B7B7B7"/>
-          <w:right w:val="single" w:sz="8" w:space="6" w:color="B7B7B7"/>
-        </w:pBdr>
-        <w:jc w:val="center"/>
-        <w:rPr>
-          <w:rFonts w:hint="eastAsia"/>
-        </w:rPr>
-      </w:pPr>
-      <w:r>
-        <w:rPr>
-          <w:b/>
-        </w:rPr>
-        <w:t>[INSERT 95% CONFIDENCE INTERVAL SNIPPET HERE]</w:t>
-      </w:r>
-    </w:p>
-    <w:p>
-      <w:pPr>
-        <w:rPr>
-          <w:rFonts w:hint="eastAsia"/>
-        </w:rPr>
-      </w:pPr>
-      <w:r>
-        <w:t xml:space="preserve"> </w:t>
-      </w:r>
-    </w:p>
-    <w:p>
-      <w:pPr>
-        <w:rPr>
-          <w:rFonts w:hint="eastAsia"/>
-        </w:rPr>
-      </w:pPr>
-      <w:r>
-        <w:t xml:space="preserve"> </w:t>
-      </w:r>
-    </w:p>
-    <w:p>
-      <w:pPr>
-        <w:rPr>
-          <w:rFonts w:hint="eastAsia"/>
-        </w:rPr>
-      </w:pPr>
-      <w:r>
-        <w:t xml:space="preserve"> </w:t>
-      </w:r>
-    </w:p>
-    <w:p>
-      <w:pPr>
-        <w:pStyle w:val="Heading2"/>
-      </w:pPr>
-      <w:r>
-        <w:t>Cohen's d</w:t>
-      </w:r>
-    </w:p>
-    <w:p>
-      <w:pPr>
-        <w:pBdr>
-          <w:top w:val="single" w:sz="8" w:space="6" w:color="B7B7B7"/>
-          <w:left w:val="single" w:sz="8" w:space="6" w:color="B7B7B7"/>
-          <w:bottom w:val="single" w:sz="8" w:space="6" w:color="B7B7B7"/>
-          <w:right w:val="single" w:sz="8" w:space="6" w:color="B7B7B7"/>
-        </w:pBdr>
-        <w:jc w:val="center"/>
-        <w:rPr>
-          <w:rFonts w:hint="eastAsia"/>
-        </w:rPr>
-      </w:pPr>
-      <w:r>
-        <w:rPr>
-          <w:b/>
-        </w:rPr>
-        <w:t>[INSERT COHEN'S D SNIPPET HERE]</w:t>
-      </w:r>
-    </w:p>
-    <w:p>
-      <w:pPr>
-        <w:rPr>
-          <w:rFonts w:hint="eastAsia"/>
-        </w:rPr>
-      </w:pPr>
-      <w:r>
-        <w:t xml:space="preserve"> </w:t>
-      </w:r>
-    </w:p>
-    <w:p>
-      <w:pPr>
-        <w:rPr>
-          <w:rFonts w:hint="eastAsia"/>
-        </w:rPr>
-      </w:pPr>
-      <w:r>
-        <w:t xml:space="preserve"> </w:t>
-      </w:r>
-    </w:p>
-    <w:p>
-      <w:pPr>
-        <w:rPr>
-          <w:rFonts w:hint="eastAsia"/>
-        </w:rPr>
-      </w:pPr>
-      <w:r>
-        <w:t xml:space="preserve"> </w:t>
-      </w:r>
-    </w:p>
-    <w:p>
-      <w:pPr>
-        <w:pStyle w:val="Heading2"/>
-      </w:pPr>
-      <w:r>
-        <w:t>One-way ANOVA</w:t>
-      </w:r>
-    </w:p>
-    <w:p>
-      <w:pPr>
-        <w:pBdr>
-          <w:top w:val="single" w:sz="8" w:space="6" w:color="B7B7B7"/>
-          <w:left w:val="single" w:sz="8" w:space="6" w:color="B7B7B7"/>
-          <w:bottom w:val="single" w:sz="8" w:space="6" w:color="B7B7B7"/>
-          <w:right w:val="single" w:sz="8" w:space="6" w:color="B7B7B7"/>
-        </w:pBdr>
-        <w:jc w:val="center"/>
-        <w:rPr>
-          <w:rFonts w:hint="eastAsia"/>
-        </w:rPr>
-      </w:pPr>
-      <w:r>
-        <w:rPr>
-          <w:b/>
-        </w:rPr>
-        <w:t>[INSERT ONE-WAY ANOVA SNIPPET HERE]</w:t>
-      </w:r>
-    </w:p>
-    <w:p>
-      <w:pPr>
-        <w:rPr>
-          <w:rFonts w:hint="eastAsia"/>
-        </w:rPr>
-      </w:pPr>
-      <w:r>
-        <w:t xml:space="preserve"> </w:t>
-      </w:r>
-    </w:p>
-    <w:p>
-      <w:pPr>
-        <w:rPr>
-          <w:rFonts w:hint="eastAsia"/>
-        </w:rPr>
-      </w:pPr>
-      <w:r>
-        <w:t xml:space="preserve"> </w:t>
-      </w:r>
-    </w:p>
-    <w:p>
-      <w:pPr>
-        <w:rPr>
-          <w:rFonts w:hint="eastAsia"/>
-        </w:rPr>
-      </w:pPr>
-      <w:r>
-        <w:t xml:space="preserve"> </w:t>
-      </w:r>
-    </w:p>
-    <w:p>
-      <w:pPr>
-        <w:pStyle w:val="Heading2"/>
-      </w:pPr>
-      <w:r>
-        <w:t>Tukey HSD</w:t>
-      </w:r>
-    </w:p>
-    <w:p>
-      <w:pPr>
-        <w:pBdr>
-          <w:top w:val="single" w:sz="8" w:space="6" w:color="B7B7B7"/>
-          <w:left w:val="single" w:sz="8" w:space="6" w:color="B7B7B7"/>
-          <w:bottom w:val="single" w:sz="8" w:space="6" w:color="B7B7B7"/>
-          <w:right w:val="single" w:sz="8" w:space="6" w:color="B7B7B7"/>
-        </w:pBdr>
-        <w:jc w:val="center"/>
-        <w:rPr>
-          <w:rFonts w:hint="eastAsia"/>
-        </w:rPr>
-      </w:pPr>
-      <w:r>
-        <w:rPr>
-          <w:b/>
-        </w:rPr>
-        <w:t>[INSERT TUKEY HSD SNIPPET HERE]</w:t>
-      </w:r>
-    </w:p>
-    <w:p>
-      <w:pPr>
-        <w:rPr>
-          <w:rFonts w:hint="eastAsia"/>
-        </w:rPr>
-      </w:pPr>
-      <w:r>
-        <w:t xml:space="preserve"> </w:t>
-      </w:r>
-    </w:p>
-    <w:p>
-      <w:pPr>
-        <w:rPr>
-          <w:rFonts w:hint="eastAsia"/>
-        </w:rPr>
-      </w:pPr>
-      <w:r>
-        <w:t xml:space="preserve"> </w:t>
-      </w:r>
-    </w:p>
-    <w:p>
-      <w:pPr>
-        <w:rPr>
-          <w:rFonts w:hint="eastAsia"/>
-        </w:rPr>
-      </w:pPr>
-      <w:r>
-        <w:t xml:space="preserve"> </w:t>
-      </w:r>
-    </w:p>
-    <w:p>
-      <w:pPr>
-        <w:pStyle w:val="Heading2"/>
-      </w:pPr>
-      <w:r>
-        <w:t>Visualization code</w:t>
-      </w:r>
-    </w:p>
-    <w:p>
-      <w:pPr>
-        <w:pBdr>
-          <w:top w:val="single" w:sz="8" w:space="6" w:color="B7B7B7"/>
-          <w:left w:val="single" w:sz="8" w:space="6" w:color="B7B7B7"/>
-          <w:bottom w:val="single" w:sz="8" w:space="6" w:color="B7B7B7"/>
-          <w:right w:val="single" w:sz="8" w:space="6" w:color="B7B7B7"/>
-        </w:pBdr>
-        <w:jc w:val="center"/>
-        <w:rPr>
-          <w:rFonts w:hint="eastAsia"/>
-        </w:rPr>
-      </w:pPr>
-      <w:r>
-        <w:rPr>
-          <w:b/>
-        </w:rPr>
-        <w:t>[INSERT VISUALIZATION CODE SNIPPET HERE]</w:t>
-      </w:r>
-    </w:p>
-    <w:p>
-      <w:pPr>
-        <w:rPr>
-          <w:rFonts w:hint="eastAsia"/>
-        </w:rPr>
-      </w:pPr>
-      <w:r>
-        <w:t xml:space="preserve"> </w:t>
-      </w:r>
-    </w:p>
-    <w:p>
-      <w:pPr>
-        <w:rPr>
-          <w:rFonts w:hint="eastAsia"/>
-        </w:rPr>
-      </w:pPr>
-      <w:r>
-        <w:t xml:space="preserve"> </w:t>
-      </w:r>
-    </w:p>
-    <w:p>
-      <w:pPr>
-        <w:rPr>
-          <w:rFonts w:hint="eastAsia"/>
-        </w:rPr>
-      </w:pPr>
-      <w:r>
-        <w:t xml:space="preserve"> </w:t>
-      </w:r>
-    </w:p>
-    <w:p>
-      <w:pPr>
-        <w:jc w:val="center"/>
-        <w:rPr>
-          <w:rFonts w:hint="eastAsia"/>
-        </w:rPr>
-      </w:pPr>
-      <w:r>
-        <w:rPr>
-          <w:b/>
-        </w:rPr>
-        <w:t>End of Week 3 Statistical Analysis Report</w:t>
+        <w:t>The complete Python implementation is available in the GitHub repository submitted with this project. The repository contains the Jupyter Notebook with data preparation, statistical tests, calculations, and visualizations. This report focuses on the methodology, results, interpretation, and business implications.</w:t>
       </w:r>
     </w:p>
     <w:sectPr>
@@ -2077,7 +1359,7 @@
 </file>
 
 <file path=word/numbering.xml><?xml version="1.0" encoding="utf-8"?>
-<w:numbering xmlns:wpc="http://schemas.microsoft.com/office/word/2010/wordprocessingCanvas" xmlns:cx="http://schemas.microsoft.com/office/drawing/2014/chartex" xmlns:cx1="http://schemas.microsoft.com/office/drawing/2015/9/8/chartex" xmlns:cx2="http://schemas.microsoft.com/office/drawing/2015/10/21/chartex" xmlns:cx3="http://schemas.microsoft.com/office/drawing/2016/5/9/chartex" xmlns:cx4="http://schemas.microsoft.com/office/drawing/2016/5/10/chartex" xmlns:cx5="http://schemas.microsoft.com/office/drawing/2016/5/11/chartex" xmlns:cx6="http://schemas.microsoft.com/office/drawing/2016/5/12/chartex" xmlns:cx7="http://schemas.microsoft.com/office/drawing/2016/5/13/chartex" xmlns:cx8="http://schemas.microsoft.com/office/drawing/2016/5/14/chartex" xmlns:mc="http://schemas.openxmlformats.org/markup-compatibility/2006" xmlns:aink="http://schemas.microsoft.com/office/drawing/2016/ink" xmlns:am3d="http://schemas.microsoft.com/office/drawing/2017/model3d" xmlns:o="urn:schemas-microsoft-com:office:office" xmlns:oel="http://schemas.microsoft.com/office/2019/extlst" xmlns:r="http://schemas.openxmlformats.org/officeDocument/2006/relationships" xmlns:m="http://schemas.openxmlformats.org/officeDocument/2006/math" xmlns:v="urn:schemas-microsoft-com:vml" xmlns:wp14="http://schemas.microsoft.com/office/word/2010/wordprocessingDrawing" xmlns:wp="http://schemas.openxmlformats.org/drawingml/2006/wordprocessingDrawing" xmlns:w10="urn:schemas-microsoft-com:office:word" xmlns:w="http://schemas.openxmlformats.org/wordprocessingml/2006/main" xmlns:w14="http://schemas.microsoft.com/office/word/2010/wordml" xmlns:w15="http://schemas.microsoft.com/office/word/2012/wordml" xmlns:w16cei="http://schemas.microsoft.com/office/word/2026/wordml/cei" xmlns:w16cex="http://schemas.microsoft.com/office/word/2018/wordml/cex" xmlns:w16cid="http://schemas.microsoft.com/office/word/2016/wordml/cid" xmlns:w16="http://schemas.microsoft.com/office/word/2018/wordml" xmlns:w16du="http://schemas.microsoft.com/office/word/2023/wordml/word16du" xmlns:w16sdtdh="http://schemas.microsoft.com/office/word/2020/wordml/sdtdatahash" xmlns:w16sdtfl="http://schemas.microsoft.com/office/word/2024/wordml/sdtformatlock" xmlns:w16se="http://schemas.microsoft.com/office/word/2015/wordml/symex" xmlns:wpg="http://schemas.microsoft.com/office/word/2010/wordprocessingGroup" xmlns:wpi="http://schemas.microsoft.com/office/word/2010/wordprocessingInk" xmlns:wne="http://schemas.microsoft.com/office/word/2006/wordml" xmlns:wps="http://schemas.microsoft.com/office/word/2010/wordprocessingShape" mc:Ignorable="w14 w15 w16se w16cid w16 w16cex w16sdtdh w16sdtfl w16du wp14">
+<w:numbering xmlns:wpc="http://schemas.microsoft.com/office/word/2010/wordprocessingCanvas" xmlns:cx="http://schemas.microsoft.com/office/drawing/2014/chartex" xmlns:cx1="http://schemas.microsoft.com/office/drawing/2015/9/8/chartex" xmlns:cx2="http://schemas.microsoft.com/office/drawing/2015/10/21/chartex" xmlns:cx3="http://schemas.microsoft.com/office/drawing/2016/5/9/chartex" xmlns:cx4="http://schemas.microsoft.com/office/drawing/2016/5/10/chartex" xmlns:cx5="http://schemas.microsoft.com/office/drawing/2016/5/11/chartex" xmlns:cx6="http://schemas.microsoft.com/office/drawing/2016/5/12/chartex" xmlns:cx7="http://schemas.microsoft.com/office/drawing/2016/5/13/chartex" xmlns:cx8="http://schemas.microsoft.com/office/drawing/2016/5/14/chartex" xmlns:mc="http://schemas.openxmlformats.org/markup-compatibility/2006" xmlns:aink="http://schemas.microsoft.com/office/drawing/2016/ink" xmlns:am3d="http://schemas.microsoft.com/office/drawing/2017/model3d" xmlns:o="urn:schemas-microsoft-com:office:office" xmlns:oel="http://schemas.microsoft.com/office/2019/extlst" xmlns:r="http://schemas.openxmlformats.org/officeDocument/2006/relationships" xmlns:m="http://schemas.openxmlformats.org/officeDocument/2006/math" xmlns:v="urn:schemas-microsoft-com:vml" xmlns:wp14="http://schemas.microsoft.com/office/word/2010/wordprocessingDrawing" xmlns:wp="http://schemas.openxmlformats.org/drawingml/2006/wordprocessingDrawing" xmlns:w10="urn:schemas-microsoft-com:office:word" xmlns:w="http://schemas.openxmlformats.org/wordprocessingml/2006/main" xmlns:w14="http://schemas.microsoft.com/office/word/2010/wordml" xmlns:w15="http://schemas.microsoft.com/office/word/2012/wordml" xmlns:w16cex="http://schemas.microsoft.com/office/word/2018/wordml/cex" xmlns:w16cid="http://schemas.microsoft.com/office/word/2016/wordml/cid" xmlns:w16="http://schemas.microsoft.com/office/word/2018/wordml" xmlns:w16du="http://schemas.microsoft.com/office/word/2023/wordml/word16du" xmlns:w16sdtdh="http://schemas.microsoft.com/office/word/2020/wordml/sdtdatahash" xmlns:w16sdtfl="http://schemas.microsoft.com/office/word/2024/wordml/sdtformatlock" xmlns:w16se="http://schemas.microsoft.com/office/word/2015/wordml/symex" xmlns:wpg="http://schemas.microsoft.com/office/word/2010/wordprocessingGroup" xmlns:wpi="http://schemas.microsoft.com/office/word/2010/wordprocessingInk" xmlns:wne="http://schemas.microsoft.com/office/word/2006/wordml" xmlns:wps="http://schemas.microsoft.com/office/word/2010/wordprocessingShape" mc:Ignorable="w14 w15 w16se w16cid w16 w16cex w16sdtdh w16sdtfl w16du wp14">
   <w:abstractNum w:abstractNumId="0" w15:restartNumberingAfterBreak="0">
     <w:nsid w:val="FFFFFF7C"/>
     <w:multiLevelType w:val="singleLevel"/>
@@ -2249,31 +1531,31 @@
       </w:rPr>
     </w:lvl>
   </w:abstractNum>
-  <w:num w:numId="1" w16cid:durableId="1851485150">
+  <w:num w:numId="1" w16cid:durableId="664893229">
     <w:abstractNumId w:val="8"/>
   </w:num>
-  <w:num w:numId="2" w16cid:durableId="1403912968">
+  <w:num w:numId="2" w16cid:durableId="811412959">
     <w:abstractNumId w:val="6"/>
   </w:num>
-  <w:num w:numId="3" w16cid:durableId="1278368538">
+  <w:num w:numId="3" w16cid:durableId="2125035104">
     <w:abstractNumId w:val="5"/>
   </w:num>
-  <w:num w:numId="4" w16cid:durableId="1227648351">
+  <w:num w:numId="4" w16cid:durableId="349067280">
     <w:abstractNumId w:val="4"/>
   </w:num>
-  <w:num w:numId="5" w16cid:durableId="366029863">
+  <w:num w:numId="5" w16cid:durableId="1348681452">
     <w:abstractNumId w:val="7"/>
   </w:num>
-  <w:num w:numId="6" w16cid:durableId="391661183">
+  <w:num w:numId="6" w16cid:durableId="597904826">
     <w:abstractNumId w:val="3"/>
   </w:num>
-  <w:num w:numId="7" w16cid:durableId="1877038406">
+  <w:num w:numId="7" w16cid:durableId="580994306">
     <w:abstractNumId w:val="2"/>
   </w:num>
-  <w:num w:numId="8" w16cid:durableId="1139960929">
+  <w:num w:numId="8" w16cid:durableId="690180197">
     <w:abstractNumId w:val="1"/>
   </w:num>
-  <w:num w:numId="9" w16cid:durableId="860968249">
+  <w:num w:numId="9" w16cid:durableId="790243231">
     <w:abstractNumId w:val="0"/>
   </w:num>
 </w:numbering>
@@ -2693,7 +1975,7 @@
       <w:b/>
       <w:bCs/>
       <w:color w:val="365F91" w:themeColor="accent1" w:themeShade="BF"/>
-      <w:sz w:val="32"/>
+      <w:sz w:val="28"/>
       <w:szCs w:val="28"/>
     </w:rPr>
   </w:style>
@@ -2717,7 +1999,7 @@
       <w:b/>
       <w:bCs/>
       <w:color w:val="4F81BD" w:themeColor="accent1"/>
-      <w:sz w:val="25"/>
+      <w:sz w:val="26"/>
       <w:szCs w:val="26"/>
     </w:rPr>
   </w:style>
@@ -3025,7 +2307,7 @@
       <w:color w:val="17365D" w:themeColor="text2" w:themeShade="BF"/>
       <w:spacing w:val="5"/>
       <w:kern w:val="28"/>
-      <w:sz w:val="48"/>
+      <w:sz w:val="52"/>
       <w:szCs w:val="52"/>
     </w:rPr>
   </w:style>
